--- a/Tasks/Level 1/01 Круассаны для будильников/technical_brief.docx
+++ b/Tasks/Level 1/01 Круассаны для будильников/technical_brief.docx
@@ -91,9 +91,7 @@
       </w:r>
     </w:p>
     <w:p>
-      <w:r>
-        <w:t>Заказчик ведет себя вежливо, но тревожно: он уверен, что таблица уже все поняла, а людям осталось только выбрать форму показа, не расплескав смысл по краям холста.</w:t>
-      </w:r>
+      <w:r/>
     </w:p>
     <w:p>
       <w:pPr>
@@ -108,7 +106,7 @@
         <w:pStyle w:val="ListBullet"/>
       </w:pPr>
       <w:r>
-        <w:t>Как это показать, чтобы никто не вызвал комитет по ясности</w:t>
+        <w:t>Будильники требуют круассаны по расписанию</w:t>
       </w:r>
     </w:p>
     <w:p>
@@ -116,7 +114,7 @@
         <w:pStyle w:val="ListBullet"/>
       </w:pPr>
       <w:r>
-        <w:t>График для серьезного заседания с несерьезными данными</w:t>
+        <w:t>Неделя выпечки для самых громких утренних устройств</w:t>
       </w:r>
     </w:p>
     <w:p>
@@ -124,7 +122,7 @@
         <w:pStyle w:val="ListBullet"/>
       </w:pPr>
       <w:r>
-        <w:t>Визуализация, после которой данные перестанут шептаться в углу</w:t>
+        <w:t>Когда звонок становится просьбой о слоеном тесте</w:t>
       </w:r>
     </w:p>
     <w:p>
@@ -140,7 +138,7 @@
         <w:pStyle w:val="ListBullet"/>
       </w:pPr>
       <w:r>
-        <w:t>Коротко, наглядно и без попыток объяснить невидимый зонтик круговой диаграммой</w:t>
+        <w:t>Сравнение дней недели по объему официально выданной выпечки</w:t>
       </w:r>
     </w:p>
     <w:p>
@@ -148,7 +146,7 @@
         <w:pStyle w:val="ListBullet"/>
       </w:pPr>
       <w:r>
-        <w:t>Учебный бриф с вымышленными числами и вполне настоящей задачей на выбор графика</w:t>
+        <w:t>Учебные данные о завтраке, который должен был спасти сонных людей</w:t>
       </w:r>
     </w:p>
     <w:p>
@@ -156,7 +154,7 @@
         <w:pStyle w:val="ListBullet"/>
       </w:pPr>
       <w:r>
-        <w:t>Материал для тех, кто умеет отличать временной ряд от парада табуреток</w:t>
+        <w:t>Короткая история о том, как понедельник проиграл булочной дипломатии</w:t>
       </w:r>
     </w:p>
     <w:p>
@@ -234,28 +232,18 @@
       </w:r>
     </w:p>
     <w:p>
-      <w:pPr>
-        <w:pStyle w:val="ListBullet"/>
-      </w:pPr>
+      <w:pPr/>
       <w:r>
-        <w:t>Архив полевых наблюдений студии «Рога и копыта», шкаф Б, папка «почти точно»</w:t>
+        <w:t>Источник: условный отчет Департамента мягкого пробуждения о распределении утренней выпечки, 2026.</w:t>
       </w:r>
     </w:p>
     <w:p>
-      <w:pPr>
-        <w:pStyle w:val="ListBullet"/>
-      </w:pPr>
-      <w:r>
-        <w:t>Протоколы НИИ прикладной нелепости, выпуск «данные смотрели на нас первыми»</w:t>
-      </w:r>
+      <w:pPr/>
+      <w:r/>
     </w:p>
     <w:p>
-      <w:pPr>
-        <w:pStyle w:val="ListBullet"/>
-      </w:pPr>
-      <w:r>
-        <w:t>Журнал учета условных величин имени вежливого абсурда</w:t>
-      </w:r>
+      <w:pPr/>
+      <w:r/>
     </w:p>
     <w:p>
       <w:pPr>
@@ -267,7 +255,7 @@
     </w:p>
     <w:p>
       <w:r>
-        <w:t>© 2026 Студия визуальных коммуникаций «Рога и копыта». Все совпадения с реальностью считаются слишком амбициозными и отправляются пить чай до выяснения обстоятельств.</w:t>
+        <w:t>© 2026. Студия визуальных коммуникаций «Рога и копыта». Все совпадения с реальностью считаются слишком амбициозными и отправляются пить чай до выяснения обстоятельств.</w:t>
       </w:r>
     </w:p>
     <w:p>
